--- a/Relatorios/Segundo Procedimento - Trabalho - Programação Back-end com Java.docx
+++ b/Relatorios/Segundo Procedimento - Trabalho - Programação Back-end com Java.docx
@@ -277,7 +277,7 @@
           <w:r>
             <w:fldChar w:fldCharType="separate"/>
           </w:r>
-          <w:hyperlink w:anchor="_Toc230125148" w:history="1">
+          <w:hyperlink w:anchor="_Toc230127610" w:history="1">
             <w:r>
               <w:rPr>
                 <w:rStyle w:val="Hyperlink"/>
@@ -304,7 +304,7 @@
                 <w:noProof/>
                 <w:webHidden/>
               </w:rPr>
-              <w:instrText xml:space="preserve"> PAGEREF _Toc230125148 \h </w:instrText>
+              <w:instrText xml:space="preserve"> PAGEREF _Toc230127610 \h </w:instrText>
             </w:r>
             <w:r>
               <w:rPr>
@@ -347,12 +347,222 @@
               <w:lang w:eastAsia="pt-BR"/>
             </w:rPr>
           </w:pPr>
-          <w:hyperlink w:anchor="_Toc230125149" w:history="1">
+          <w:hyperlink w:anchor="_Toc230127611" w:history="1">
             <w:r>
               <w:rPr>
                 <w:rStyle w:val="Hyperlink"/>
                 <w:noProof/>
               </w:rPr>
+              <w:t>1 - Alterar o método main da classe principal do projeto, para implementação do cadastro em modo texto.</w:t>
+            </w:r>
+            <w:r>
+              <w:rPr>
+                <w:noProof/>
+                <w:webHidden/>
+              </w:rPr>
+              <w:tab/>
+            </w:r>
+            <w:r>
+              <w:rPr>
+                <w:noProof/>
+                <w:webHidden/>
+              </w:rPr>
+              <w:fldChar w:fldCharType="begin"/>
+            </w:r>
+            <w:r>
+              <w:rPr>
+                <w:noProof/>
+                <w:webHidden/>
+              </w:rPr>
+              <w:instrText xml:space="preserve"> PAGEREF _Toc230127611 \h </w:instrText>
+            </w:r>
+            <w:r>
+              <w:rPr>
+                <w:noProof/>
+                <w:webHidden/>
+              </w:rPr>
+            </w:r>
+            <w:r>
+              <w:rPr>
+                <w:noProof/>
+                <w:webHidden/>
+              </w:rPr>
+              <w:fldChar w:fldCharType="separate"/>
+            </w:r>
+            <w:r>
+              <w:rPr>
+                <w:noProof/>
+                <w:webHidden/>
+              </w:rPr>
+              <w:t>4</w:t>
+            </w:r>
+            <w:r>
+              <w:rPr>
+                <w:noProof/>
+                <w:webHidden/>
+              </w:rPr>
+              <w:fldChar w:fldCharType="end"/>
+            </w:r>
+          </w:hyperlink>
+        </w:p>
+        <w:p>
+          <w:pPr>
+            <w:pStyle w:val="TOC2"/>
+            <w:rPr>
+              <w:rFonts w:eastAsiaTheme="minorEastAsia"/>
+              <w:noProof/>
+              <w:kern w:val="2"/>
+              <w:sz w:val="24"/>
+              <w:szCs w:val="24"/>
+              <w:lang w:eastAsia="pt-BR"/>
+            </w:rPr>
+          </w:pPr>
+          <w:hyperlink w:anchor="_Toc230127612" w:history="1">
+            <w:r>
+              <w:rPr>
+                <w:rStyle w:val="Hyperlink"/>
+                <w:noProof/>
+              </w:rPr>
+              <w:t>2 - Ajustar as características para obter uma execução como a seguinte.</w:t>
+            </w:r>
+            <w:r>
+              <w:rPr>
+                <w:noProof/>
+                <w:webHidden/>
+              </w:rPr>
+              <w:tab/>
+            </w:r>
+            <w:r>
+              <w:rPr>
+                <w:noProof/>
+                <w:webHidden/>
+              </w:rPr>
+              <w:fldChar w:fldCharType="begin"/>
+            </w:r>
+            <w:r>
+              <w:rPr>
+                <w:noProof/>
+                <w:webHidden/>
+              </w:rPr>
+              <w:instrText xml:space="preserve"> PAGEREF _Toc230127612 \h </w:instrText>
+            </w:r>
+            <w:r>
+              <w:rPr>
+                <w:noProof/>
+                <w:webHidden/>
+              </w:rPr>
+            </w:r>
+            <w:r>
+              <w:rPr>
+                <w:noProof/>
+                <w:webHidden/>
+              </w:rPr>
+              <w:fldChar w:fldCharType="separate"/>
+            </w:r>
+            <w:r>
+              <w:rPr>
+                <w:noProof/>
+                <w:webHidden/>
+              </w:rPr>
+              <w:t>7</w:t>
+            </w:r>
+            <w:r>
+              <w:rPr>
+                <w:noProof/>
+                <w:webHidden/>
+              </w:rPr>
+              <w:fldChar w:fldCharType="end"/>
+            </w:r>
+          </w:hyperlink>
+        </w:p>
+        <w:p>
+          <w:pPr>
+            <w:pStyle w:val="TOC2"/>
+            <w:rPr>
+              <w:rFonts w:eastAsiaTheme="minorEastAsia"/>
+              <w:noProof/>
+              <w:kern w:val="2"/>
+              <w:sz w:val="24"/>
+              <w:szCs w:val="24"/>
+              <w:lang w:eastAsia="pt-BR"/>
+            </w:rPr>
+          </w:pPr>
+          <w:hyperlink w:anchor="_Toc230127613" w:history="1">
+            <w:r>
+              <w:rPr>
+                <w:rStyle w:val="Hyperlink"/>
+                <w:noProof/>
+              </w:rPr>
+              <w:t>3 - Verificar todas as funcionalidades solicitadas e os arquivos gerados.</w:t>
+            </w:r>
+            <w:r>
+              <w:rPr>
+                <w:noProof/>
+                <w:webHidden/>
+              </w:rPr>
+              <w:tab/>
+            </w:r>
+            <w:r>
+              <w:rPr>
+                <w:noProof/>
+                <w:webHidden/>
+              </w:rPr>
+              <w:fldChar w:fldCharType="begin"/>
+            </w:r>
+            <w:r>
+              <w:rPr>
+                <w:noProof/>
+                <w:webHidden/>
+              </w:rPr>
+              <w:instrText xml:space="preserve"> PAGEREF _Toc230127613 \h </w:instrText>
+            </w:r>
+            <w:r>
+              <w:rPr>
+                <w:noProof/>
+                <w:webHidden/>
+              </w:rPr>
+            </w:r>
+            <w:r>
+              <w:rPr>
+                <w:noProof/>
+                <w:webHidden/>
+              </w:rPr>
+              <w:fldChar w:fldCharType="separate"/>
+            </w:r>
+            <w:r>
+              <w:rPr>
+                <w:noProof/>
+                <w:webHidden/>
+              </w:rPr>
+              <w:t>7</w:t>
+            </w:r>
+            <w:r>
+              <w:rPr>
+                <w:noProof/>
+                <w:webHidden/>
+              </w:rPr>
+              <w:fldChar w:fldCharType="end"/>
+            </w:r>
+          </w:hyperlink>
+        </w:p>
+        <w:p>
+          <w:pPr>
+            <w:pStyle w:val="TOC2"/>
+            <w:rPr>
+              <w:rFonts w:eastAsiaTheme="minorEastAsia"/>
+              <w:noProof/>
+              <w:kern w:val="2"/>
+              <w:sz w:val="24"/>
+              <w:szCs w:val="24"/>
+              <w:lang w:eastAsia="pt-BR"/>
+            </w:rPr>
+          </w:pPr>
+          <w:hyperlink w:anchor="_Toc230127614" w:history="1">
+            <w:r>
+              <w:rPr>
+                <w:rStyle w:val="Hyperlink"/>
+                <w:noProof/>
+              </w:rPr>
               <w:t>Análise e Conclusão</w:t>
             </w:r>
             <w:r>
@@ -374,7 +584,7 @@
                 <w:noProof/>
                 <w:webHidden/>
               </w:rPr>
-              <w:instrText xml:space="preserve"> PAGEREF _Toc230125149 \h </w:instrText>
+              <w:instrText xml:space="preserve"> PAGEREF _Toc230127614 \h </w:instrText>
             </w:r>
             <w:r>
               <w:rPr>
@@ -394,7 +604,283 @@
                 <w:noProof/>
                 <w:webHidden/>
               </w:rPr>
-              <w:t>3</w:t>
+              <w:t>8</w:t>
+            </w:r>
+            <w:r>
+              <w:rPr>
+                <w:noProof/>
+                <w:webHidden/>
+              </w:rPr>
+              <w:fldChar w:fldCharType="end"/>
+            </w:r>
+          </w:hyperlink>
+        </w:p>
+        <w:p>
+          <w:pPr>
+            <w:pStyle w:val="TOC3"/>
+            <w:tabs>
+              <w:tab w:val="left" w:pos="960"/>
+              <w:tab w:val="right" w:leader="dot" w:pos="9350"/>
+            </w:tabs>
+            <w:rPr>
+              <w:rFonts w:eastAsiaTheme="minorEastAsia"/>
+              <w:noProof/>
+              <w:kern w:val="2"/>
+              <w:sz w:val="24"/>
+              <w:szCs w:val="24"/>
+              <w:lang w:eastAsia="pt-BR"/>
+            </w:rPr>
+          </w:pPr>
+          <w:hyperlink w:anchor="_Toc230127615" w:history="1">
+            <w:r>
+              <w:rPr>
+                <w:rStyle w:val="Hyperlink"/>
+                <w:noProof/>
+              </w:rPr>
+              <w:t>a)</w:t>
+            </w:r>
+            <w:r>
+              <w:rPr>
+                <w:rFonts w:eastAsiaTheme="minorEastAsia"/>
+                <w:noProof/>
+                <w:kern w:val="2"/>
+                <w:sz w:val="24"/>
+                <w:szCs w:val="24"/>
+                <w:lang w:eastAsia="pt-BR"/>
+              </w:rPr>
+              <w:tab/>
+            </w:r>
+            <w:r>
+              <w:rPr>
+                <w:rStyle w:val="Hyperlink"/>
+                <w:noProof/>
+              </w:rPr>
+              <w:t>O que são elementos estáticos e qual o motivo para o método main adotar esse modificador?</w:t>
+            </w:r>
+            <w:r>
+              <w:rPr>
+                <w:noProof/>
+                <w:webHidden/>
+              </w:rPr>
+              <w:tab/>
+            </w:r>
+            <w:r>
+              <w:rPr>
+                <w:noProof/>
+                <w:webHidden/>
+              </w:rPr>
+              <w:fldChar w:fldCharType="begin"/>
+            </w:r>
+            <w:r>
+              <w:rPr>
+                <w:noProof/>
+                <w:webHidden/>
+              </w:rPr>
+              <w:instrText xml:space="preserve"> PAGEREF _Toc230127615 \h </w:instrText>
+            </w:r>
+            <w:r>
+              <w:rPr>
+                <w:noProof/>
+                <w:webHidden/>
+              </w:rPr>
+            </w:r>
+            <w:r>
+              <w:rPr>
+                <w:noProof/>
+                <w:webHidden/>
+              </w:rPr>
+              <w:fldChar w:fldCharType="separate"/>
+            </w:r>
+            <w:r>
+              <w:rPr>
+                <w:noProof/>
+                <w:webHidden/>
+              </w:rPr>
+              <w:t>8</w:t>
+            </w:r>
+            <w:r>
+              <w:rPr>
+                <w:noProof/>
+                <w:webHidden/>
+              </w:rPr>
+              <w:fldChar w:fldCharType="end"/>
+            </w:r>
+          </w:hyperlink>
+        </w:p>
+        <w:p>
+          <w:pPr>
+            <w:pStyle w:val="TOC3"/>
+            <w:tabs>
+              <w:tab w:val="left" w:pos="960"/>
+              <w:tab w:val="right" w:leader="dot" w:pos="9350"/>
+            </w:tabs>
+            <w:rPr>
+              <w:rFonts w:eastAsiaTheme="minorEastAsia"/>
+              <w:noProof/>
+              <w:kern w:val="2"/>
+              <w:sz w:val="24"/>
+              <w:szCs w:val="24"/>
+              <w:lang w:eastAsia="pt-BR"/>
+            </w:rPr>
+          </w:pPr>
+          <w:hyperlink w:anchor="_Toc230127616" w:history="1">
+            <w:r>
+              <w:rPr>
+                <w:rStyle w:val="Hyperlink"/>
+                <w:noProof/>
+              </w:rPr>
+              <w:t>b)</w:t>
+            </w:r>
+            <w:r>
+              <w:rPr>
+                <w:rFonts w:eastAsiaTheme="minorEastAsia"/>
+                <w:noProof/>
+                <w:kern w:val="2"/>
+                <w:sz w:val="24"/>
+                <w:szCs w:val="24"/>
+                <w:lang w:eastAsia="pt-BR"/>
+              </w:rPr>
+              <w:tab/>
+            </w:r>
+            <w:r>
+              <w:rPr>
+                <w:rStyle w:val="Hyperlink"/>
+                <w:noProof/>
+              </w:rPr>
+              <w:t>Para que serve a classe Scanner?</w:t>
+            </w:r>
+            <w:r>
+              <w:rPr>
+                <w:noProof/>
+                <w:webHidden/>
+              </w:rPr>
+              <w:tab/>
+            </w:r>
+            <w:r>
+              <w:rPr>
+                <w:noProof/>
+                <w:webHidden/>
+              </w:rPr>
+              <w:fldChar w:fldCharType="begin"/>
+            </w:r>
+            <w:r>
+              <w:rPr>
+                <w:noProof/>
+                <w:webHidden/>
+              </w:rPr>
+              <w:instrText xml:space="preserve"> PAGEREF _Toc230127616 \h </w:instrText>
+            </w:r>
+            <w:r>
+              <w:rPr>
+                <w:noProof/>
+                <w:webHidden/>
+              </w:rPr>
+            </w:r>
+            <w:r>
+              <w:rPr>
+                <w:noProof/>
+                <w:webHidden/>
+              </w:rPr>
+              <w:fldChar w:fldCharType="separate"/>
+            </w:r>
+            <w:r>
+              <w:rPr>
+                <w:noProof/>
+                <w:webHidden/>
+              </w:rPr>
+              <w:t>8</w:t>
+            </w:r>
+            <w:r>
+              <w:rPr>
+                <w:noProof/>
+                <w:webHidden/>
+              </w:rPr>
+              <w:fldChar w:fldCharType="end"/>
+            </w:r>
+          </w:hyperlink>
+        </w:p>
+        <w:p>
+          <w:pPr>
+            <w:pStyle w:val="TOC3"/>
+            <w:tabs>
+              <w:tab w:val="left" w:pos="960"/>
+              <w:tab w:val="right" w:leader="dot" w:pos="9350"/>
+            </w:tabs>
+            <w:rPr>
+              <w:rFonts w:eastAsiaTheme="minorEastAsia"/>
+              <w:noProof/>
+              <w:kern w:val="2"/>
+              <w:sz w:val="24"/>
+              <w:szCs w:val="24"/>
+              <w:lang w:eastAsia="pt-BR"/>
+            </w:rPr>
+          </w:pPr>
+          <w:hyperlink w:anchor="_Toc230127617" w:history="1">
+            <w:r>
+              <w:rPr>
+                <w:rStyle w:val="Hyperlink"/>
+                <w:noProof/>
+              </w:rPr>
+              <w:t>c)</w:t>
+            </w:r>
+            <w:r>
+              <w:rPr>
+                <w:rFonts w:eastAsiaTheme="minorEastAsia"/>
+                <w:noProof/>
+                <w:kern w:val="2"/>
+                <w:sz w:val="24"/>
+                <w:szCs w:val="24"/>
+                <w:lang w:eastAsia="pt-BR"/>
+              </w:rPr>
+              <w:tab/>
+            </w:r>
+            <w:r>
+              <w:rPr>
+                <w:rStyle w:val="Hyperlink"/>
+                <w:noProof/>
+              </w:rPr>
+              <w:t>Como o uso de classes de repositório impactou na organização do código?</w:t>
+            </w:r>
+            <w:r>
+              <w:rPr>
+                <w:noProof/>
+                <w:webHidden/>
+              </w:rPr>
+              <w:tab/>
+            </w:r>
+            <w:r>
+              <w:rPr>
+                <w:noProof/>
+                <w:webHidden/>
+              </w:rPr>
+              <w:fldChar w:fldCharType="begin"/>
+            </w:r>
+            <w:r>
+              <w:rPr>
+                <w:noProof/>
+                <w:webHidden/>
+              </w:rPr>
+              <w:instrText xml:space="preserve"> PAGEREF _Toc230127617 \h </w:instrText>
+            </w:r>
+            <w:r>
+              <w:rPr>
+                <w:noProof/>
+                <w:webHidden/>
+              </w:rPr>
+            </w:r>
+            <w:r>
+              <w:rPr>
+                <w:noProof/>
+                <w:webHidden/>
+              </w:rPr>
+              <w:fldChar w:fldCharType="separate"/>
+            </w:r>
+            <w:r>
+              <w:rPr>
+                <w:noProof/>
+                <w:webHidden/>
+              </w:rPr>
+              <w:t>9</w:t>
             </w:r>
             <w:r>
               <w:rPr>
@@ -446,7 +932,7 @@
       <w:pPr>
         <w:pStyle w:val="Heading2"/>
       </w:pPr>
-      <w:bookmarkStart w:id="0" w:name="_Toc230125148"/>
+      <w:bookmarkStart w:id="0" w:name="_Toc230127610"/>
       <w:r>
         <w:lastRenderedPageBreak/>
         <w:t>Objetivo Geral</w:t>
@@ -454,10 +940,17 @@
       <w:bookmarkEnd w:id="0"/>
     </w:p>
     <w:p>
+      <w:r>
+        <w:t>Desenvolver um sistema de cadastro em modo texto utilizando Java, aplicando conceitos de Programação Orientada a Objetos e manipulação de entrada de dados via console, permitindo a interação do usuário para operações de inclusão, alteração, exclusão e consulta, além da persistência e recuperação de dados em arquivos binários.</w:t>
+      </w:r>
+    </w:p>
+    <w:p>
       <w:pPr>
         <w:pStyle w:val="Heading2"/>
       </w:pPr>
-      <w:r>
+      <w:bookmarkStart w:id="1" w:name="_Toc230127611"/>
+      <w:r>
+        <w:lastRenderedPageBreak/>
         <w:t xml:space="preserve">1 - </w:t>
       </w:r>
       <w:r>
@@ -474,43 +967,536 @@
       <w:r>
         <w:t>.</w:t>
       </w:r>
+      <w:bookmarkEnd w:id="1"/>
+    </w:p>
+    <w:p>
+      <w:pPr>
+        <w:jc w:val="center"/>
+      </w:pPr>
+      <w:r>
+        <w:rPr>
+          <w:noProof/>
+        </w:rPr>
+        <w:drawing>
+          <wp:inline distT="0" distB="0" distL="0" distR="0" wp14:anchorId="0DD3C2D2" wp14:editId="048BF716">
+            <wp:extent cx="5934075" cy="7181850"/>
+            <wp:effectExtent l="0" t="0" r="9525" b="0"/>
+            <wp:docPr id="1170560583" name="Picture 1"/>
+            <wp:cNvGraphicFramePr>
+              <a:graphicFrameLocks xmlns:a="http://schemas.openxmlformats.org/drawingml/2006/main" noChangeAspect="1"/>
+            </wp:cNvGraphicFramePr>
+            <a:graphic xmlns:a="http://schemas.openxmlformats.org/drawingml/2006/main">
+              <a:graphicData uri="http://schemas.openxmlformats.org/drawingml/2006/picture">
+                <pic:pic xmlns:pic="http://schemas.openxmlformats.org/drawingml/2006/picture">
+                  <pic:nvPicPr>
+                    <pic:cNvPr id="0" name="Picture 1"/>
+                    <pic:cNvPicPr>
+                      <a:picLocks noChangeAspect="1" noChangeArrowheads="1"/>
+                    </pic:cNvPicPr>
+                  </pic:nvPicPr>
+                  <pic:blipFill>
+                    <a:blip r:embed="rId9" cstate="print">
+                      <a:extLst>
+                        <a:ext uri="{28A0092B-C50C-407E-A947-70E740481C1C}">
+                          <a14:useLocalDpi xmlns:a14="http://schemas.microsoft.com/office/drawing/2010/main" val="0"/>
+                        </a:ext>
+                      </a:extLst>
+                    </a:blip>
+                    <a:srcRect/>
+                    <a:stretch>
+                      <a:fillRect/>
+                    </a:stretch>
+                  </pic:blipFill>
+                  <pic:spPr bwMode="auto">
+                    <a:xfrm>
+                      <a:off x="0" y="0"/>
+                      <a:ext cx="5934075" cy="7181850"/>
+                    </a:xfrm>
+                    <a:prstGeom prst="rect">
+                      <a:avLst/>
+                    </a:prstGeom>
+                    <a:noFill/>
+                    <a:ln>
+                      <a:noFill/>
+                    </a:ln>
+                  </pic:spPr>
+                </pic:pic>
+              </a:graphicData>
+            </a:graphic>
+          </wp:inline>
+        </w:drawing>
+      </w:r>
+    </w:p>
+    <w:p>
+      <w:pPr>
+        <w:jc w:val="center"/>
+      </w:pPr>
+      <w:r>
+        <w:rPr>
+          <w:noProof/>
+        </w:rPr>
+        <w:lastRenderedPageBreak/>
+        <w:drawing>
+          <wp:inline distT="0" distB="0" distL="0" distR="0" wp14:anchorId="1DE2BA76" wp14:editId="2AB1DD85">
+            <wp:extent cx="4524375" cy="8217535"/>
+            <wp:effectExtent l="0" t="0" r="9525" b="0"/>
+            <wp:docPr id="1029104499" name="Picture 3"/>
+            <wp:cNvGraphicFramePr>
+              <a:graphicFrameLocks xmlns:a="http://schemas.openxmlformats.org/drawingml/2006/main" noChangeAspect="1"/>
+            </wp:cNvGraphicFramePr>
+            <a:graphic xmlns:a="http://schemas.openxmlformats.org/drawingml/2006/main">
+              <a:graphicData uri="http://schemas.openxmlformats.org/drawingml/2006/picture">
+                <pic:pic xmlns:pic="http://schemas.openxmlformats.org/drawingml/2006/picture">
+                  <pic:nvPicPr>
+                    <pic:cNvPr id="0" name="Picture 3"/>
+                    <pic:cNvPicPr>
+                      <a:picLocks noChangeAspect="1" noChangeArrowheads="1"/>
+                    </pic:cNvPicPr>
+                  </pic:nvPicPr>
+                  <pic:blipFill>
+                    <a:blip r:embed="rId10" cstate="print">
+                      <a:extLst>
+                        <a:ext uri="{28A0092B-C50C-407E-A947-70E740481C1C}">
+                          <a14:useLocalDpi xmlns:a14="http://schemas.microsoft.com/office/drawing/2010/main" val="0"/>
+                        </a:ext>
+                      </a:extLst>
+                    </a:blip>
+                    <a:srcRect/>
+                    <a:stretch>
+                      <a:fillRect/>
+                    </a:stretch>
+                  </pic:blipFill>
+                  <pic:spPr bwMode="auto">
+                    <a:xfrm>
+                      <a:off x="0" y="0"/>
+                      <a:ext cx="4524375" cy="8217535"/>
+                    </a:xfrm>
+                    <a:prstGeom prst="rect">
+                      <a:avLst/>
+                    </a:prstGeom>
+                    <a:noFill/>
+                    <a:ln>
+                      <a:noFill/>
+                    </a:ln>
+                  </pic:spPr>
+                </pic:pic>
+              </a:graphicData>
+            </a:graphic>
+          </wp:inline>
+        </w:drawing>
+      </w:r>
+    </w:p>
+    <w:p>
+      <w:pPr>
+        <w:jc w:val="center"/>
+      </w:pPr>
+      <w:r>
+        <w:rPr>
+          <w:noProof/>
+        </w:rPr>
+        <w:lastRenderedPageBreak/>
+        <w:drawing>
+          <wp:inline distT="0" distB="0" distL="0" distR="0" wp14:anchorId="144CE230" wp14:editId="3A953E77">
+            <wp:extent cx="5629275" cy="8039100"/>
+            <wp:effectExtent l="0" t="0" r="9525" b="0"/>
+            <wp:docPr id="1863285034" name="Picture 4"/>
+            <wp:cNvGraphicFramePr>
+              <a:graphicFrameLocks xmlns:a="http://schemas.openxmlformats.org/drawingml/2006/main" noChangeAspect="1"/>
+            </wp:cNvGraphicFramePr>
+            <a:graphic xmlns:a="http://schemas.openxmlformats.org/drawingml/2006/main">
+              <a:graphicData uri="http://schemas.openxmlformats.org/drawingml/2006/picture">
+                <pic:pic xmlns:pic="http://schemas.openxmlformats.org/drawingml/2006/picture">
+                  <pic:nvPicPr>
+                    <pic:cNvPr id="0" name="Picture 4"/>
+                    <pic:cNvPicPr>
+                      <a:picLocks noChangeAspect="1" noChangeArrowheads="1"/>
+                    </pic:cNvPicPr>
+                  </pic:nvPicPr>
+                  <pic:blipFill>
+                    <a:blip r:embed="rId11" cstate="print">
+                      <a:extLst>
+                        <a:ext uri="{28A0092B-C50C-407E-A947-70E740481C1C}">
+                          <a14:useLocalDpi xmlns:a14="http://schemas.microsoft.com/office/drawing/2010/main" val="0"/>
+                        </a:ext>
+                      </a:extLst>
+                    </a:blip>
+                    <a:srcRect/>
+                    <a:stretch>
+                      <a:fillRect/>
+                    </a:stretch>
+                  </pic:blipFill>
+                  <pic:spPr bwMode="auto">
+                    <a:xfrm>
+                      <a:off x="0" y="0"/>
+                      <a:ext cx="5629275" cy="8039100"/>
+                    </a:xfrm>
+                    <a:prstGeom prst="rect">
+                      <a:avLst/>
+                    </a:prstGeom>
+                    <a:noFill/>
+                    <a:ln>
+                      <a:noFill/>
+                    </a:ln>
+                  </pic:spPr>
+                </pic:pic>
+              </a:graphicData>
+            </a:graphic>
+          </wp:inline>
+        </w:drawing>
+      </w:r>
+      <w:r>
+        <w:rPr>
+          <w:b/>
+          <w:bCs/>
+        </w:rPr>
+        <w:t>Precisei dividir o código em 3 partes, mas o arquivo se encontra integralmente no Github.</w:t>
+      </w:r>
     </w:p>
     <w:p>
       <w:pPr>
         <w:pStyle w:val="Heading2"/>
       </w:pPr>
-      <w:r>
+      <w:bookmarkStart w:id="2" w:name="_Toc230127612"/>
+      <w:r>
+        <w:lastRenderedPageBreak/>
         <w:t xml:space="preserve">2 - </w:t>
       </w:r>
       <w:r>
         <w:t>Ajustar as características para obter uma execução como a seguinte.</w:t>
       </w:r>
+      <w:bookmarkEnd w:id="2"/>
+    </w:p>
+    <w:p>
+      <w:pPr>
+        <w:jc w:val="center"/>
+      </w:pPr>
+      <w:r>
+        <w:drawing>
+          <wp:inline distT="0" distB="0" distL="0" distR="0" wp14:anchorId="287458BD" wp14:editId="127D0F4C">
+            <wp:extent cx="3486637" cy="3982006"/>
+            <wp:effectExtent l="0" t="0" r="0" b="0"/>
+            <wp:docPr id="1991995009" name="Picture 1"/>
+            <wp:cNvGraphicFramePr>
+              <a:graphicFrameLocks xmlns:a="http://schemas.openxmlformats.org/drawingml/2006/main" noChangeAspect="1"/>
+            </wp:cNvGraphicFramePr>
+            <a:graphic xmlns:a="http://schemas.openxmlformats.org/drawingml/2006/main">
+              <a:graphicData uri="http://schemas.openxmlformats.org/drawingml/2006/picture">
+                <pic:pic xmlns:pic="http://schemas.openxmlformats.org/drawingml/2006/picture">
+                  <pic:nvPicPr>
+                    <pic:cNvPr id="1991995009" name=""/>
+                    <pic:cNvPicPr/>
+                  </pic:nvPicPr>
+                  <pic:blipFill>
+                    <a:blip r:embed="rId12"/>
+                    <a:stretch>
+                      <a:fillRect/>
+                    </a:stretch>
+                  </pic:blipFill>
+                  <pic:spPr>
+                    <a:xfrm>
+                      <a:off x="0" y="0"/>
+                      <a:ext cx="3486637" cy="3982006"/>
+                    </a:xfrm>
+                    <a:prstGeom prst="rect">
+                      <a:avLst/>
+                    </a:prstGeom>
+                  </pic:spPr>
+                </pic:pic>
+              </a:graphicData>
+            </a:graphic>
+          </wp:inline>
+        </w:drawing>
+      </w:r>
     </w:p>
     <w:p>
       <w:pPr>
         <w:pStyle w:val="Heading2"/>
       </w:pPr>
+      <w:bookmarkStart w:id="3" w:name="_Toc230127613"/>
       <w:r>
         <w:t xml:space="preserve">3 - </w:t>
       </w:r>
       <w:r>
         <w:t>Verificar todas as funcionalidades solicitadas e os arquivos gerados.</w:t>
       </w:r>
+      <w:bookmarkEnd w:id="3"/>
+    </w:p>
+    <w:p>
+      <w:pPr>
+        <w:jc w:val="center"/>
+      </w:pPr>
+      <w:r>
+        <w:t>Todas as novas e antigas funcionalidades foram verificadas por meio da nova interface.</w:t>
+      </w:r>
+    </w:p>
+    <w:p>
+      <w:pPr>
+        <w:jc w:val="center"/>
+        <w:rPr>
+          <w:b/>
+          <w:bCs/>
+        </w:rPr>
+      </w:pPr>
+    </w:p>
+    <w:p>
+      <w:pPr>
+        <w:jc w:val="center"/>
+        <w:rPr>
+          <w:b/>
+          <w:bCs/>
+        </w:rPr>
+      </w:pPr>
+    </w:p>
+    <w:p>
+      <w:pPr>
+        <w:jc w:val="center"/>
+        <w:rPr>
+          <w:b/>
+          <w:bCs/>
+        </w:rPr>
+      </w:pPr>
+    </w:p>
+    <w:p>
+      <w:pPr>
+        <w:jc w:val="center"/>
+        <w:rPr>
+          <w:b/>
+          <w:bCs/>
+        </w:rPr>
+      </w:pPr>
+    </w:p>
+    <w:p>
+      <w:pPr>
+        <w:jc w:val="center"/>
+        <w:rPr>
+          <w:b/>
+          <w:bCs/>
+        </w:rPr>
+      </w:pPr>
+    </w:p>
+    <w:p>
+      <w:pPr>
+        <w:jc w:val="center"/>
+        <w:rPr>
+          <w:b/>
+          <w:bCs/>
+        </w:rPr>
+      </w:pPr>
+    </w:p>
+    <w:p>
+      <w:pPr>
+        <w:jc w:val="center"/>
+        <w:rPr>
+          <w:b/>
+          <w:bCs/>
+        </w:rPr>
+      </w:pPr>
+    </w:p>
+    <w:p>
+      <w:pPr>
+        <w:jc w:val="center"/>
+        <w:rPr>
+          <w:b/>
+          <w:bCs/>
+        </w:rPr>
+      </w:pPr>
+    </w:p>
+    <w:p>
+      <w:pPr>
+        <w:jc w:val="center"/>
+        <w:rPr>
+          <w:b/>
+          <w:bCs/>
+        </w:rPr>
+      </w:pPr>
+    </w:p>
+    <w:p>
+      <w:pPr>
+        <w:jc w:val="center"/>
+        <w:rPr>
+          <w:b/>
+          <w:bCs/>
+        </w:rPr>
+      </w:pPr>
+    </w:p>
+    <w:p>
+      <w:pPr>
+        <w:jc w:val="center"/>
+        <w:rPr>
+          <w:b/>
+          <w:bCs/>
+        </w:rPr>
+      </w:pPr>
+    </w:p>
+    <w:p>
+      <w:pPr>
+        <w:jc w:val="center"/>
+        <w:rPr>
+          <w:b/>
+          <w:bCs/>
+        </w:rPr>
+      </w:pPr>
+      <w:r>
+        <w:rPr>
+          <w:b/>
+          <w:bCs/>
+        </w:rPr>
+        <w:lastRenderedPageBreak/>
+        <w:t>Exemplo de teste, recuperação de dados.</w:t>
+      </w:r>
+    </w:p>
+    <w:p>
+      <w:pPr>
+        <w:jc w:val="center"/>
+      </w:pPr>
+      <w:r>
+        <w:drawing>
+          <wp:inline distT="0" distB="0" distL="0" distR="0" wp14:anchorId="5538B210" wp14:editId="76C7882D">
+            <wp:extent cx="3885046" cy="4123055"/>
+            <wp:effectExtent l="0" t="0" r="1270" b="0"/>
+            <wp:docPr id="1602157550" name="Picture 1"/>
+            <wp:cNvGraphicFramePr>
+              <a:graphicFrameLocks xmlns:a="http://schemas.openxmlformats.org/drawingml/2006/main" noChangeAspect="1"/>
+            </wp:cNvGraphicFramePr>
+            <a:graphic xmlns:a="http://schemas.openxmlformats.org/drawingml/2006/main">
+              <a:graphicData uri="http://schemas.openxmlformats.org/drawingml/2006/picture">
+                <pic:pic xmlns:pic="http://schemas.openxmlformats.org/drawingml/2006/picture">
+                  <pic:nvPicPr>
+                    <pic:cNvPr id="1602157550" name=""/>
+                    <pic:cNvPicPr/>
+                  </pic:nvPicPr>
+                  <pic:blipFill rotWithShape="1">
+                    <a:blip r:embed="rId13"/>
+                    <a:srcRect t="8713"/>
+                    <a:stretch>
+                      <a:fillRect/>
+                    </a:stretch>
+                  </pic:blipFill>
+                  <pic:spPr bwMode="auto">
+                    <a:xfrm>
+                      <a:off x="0" y="0"/>
+                      <a:ext cx="3890655" cy="4129008"/>
+                    </a:xfrm>
+                    <a:prstGeom prst="rect">
+                      <a:avLst/>
+                    </a:prstGeom>
+                    <a:ln>
+                      <a:noFill/>
+                    </a:ln>
+                    <a:extLst>
+                      <a:ext uri="{53640926-AAD7-44D8-BBD7-CCE9431645EC}">
+                        <a14:shadowObscured xmlns:a14="http://schemas.microsoft.com/office/drawing/2010/main"/>
+                      </a:ext>
+                    </a:extLst>
+                  </pic:spPr>
+                </pic:pic>
+              </a:graphicData>
+            </a:graphic>
+          </wp:inline>
+        </w:drawing>
+      </w:r>
+    </w:p>
+    <w:p>
+      <w:pPr>
+        <w:jc w:val="center"/>
+      </w:pPr>
     </w:p>
     <w:p>
       <w:pPr>
         <w:pStyle w:val="Heading2"/>
       </w:pPr>
-      <w:bookmarkStart w:id="1" w:name="_Toc230125149"/>
+      <w:bookmarkStart w:id="4" w:name="_Toc230127614"/>
       <w:r>
         <w:t>Análise e Conclusão</w:t>
       </w:r>
-      <w:bookmarkEnd w:id="1"/>
+      <w:bookmarkEnd w:id="4"/>
+    </w:p>
+    <w:p>
+      <w:pPr>
+        <w:pStyle w:val="Heading3"/>
+        <w:numPr>
+          <w:ilvl w:val="0"/>
+          <w:numId w:val="7"/>
+        </w:numPr>
+      </w:pPr>
+      <w:bookmarkStart w:id="5" w:name="_Toc230127615"/>
+      <w:r>
+        <w:t xml:space="preserve">O que são elementos estáticos e qual o motivo para o método </w:t>
+      </w:r>
+      <w:proofErr w:type="spellStart"/>
+      <w:r>
+        <w:t>main</w:t>
+      </w:r>
+      <w:proofErr w:type="spellEnd"/>
+      <w:r>
+        <w:t xml:space="preserve"> adotar esse modificador?</w:t>
+      </w:r>
+      <w:bookmarkEnd w:id="5"/>
+    </w:p>
+    <w:p>
+      <w:r>
+        <w:t xml:space="preserve">Elementos estáticos são aqueles pertencentes à classe e não a uma instância específica, sendo carregados uma única vez na memória e compartilhados entre todos os objetos. O método </w:t>
+      </w:r>
+      <w:proofErr w:type="spellStart"/>
+      <w:r>
+        <w:t>main</w:t>
+      </w:r>
+      <w:proofErr w:type="spellEnd"/>
+      <w:r>
+        <w:t xml:space="preserve"> é estático porque ele precisa ser executado sem a necessidade de instanciar a classe, funcionando como ponto de entrada da aplicação.</w:t>
+      </w:r>
+    </w:p>
+    <w:p>
+      <w:pPr>
+        <w:pStyle w:val="Heading3"/>
+        <w:numPr>
+          <w:ilvl w:val="0"/>
+          <w:numId w:val="7"/>
+        </w:numPr>
+      </w:pPr>
+      <w:bookmarkStart w:id="6" w:name="_Toc230127616"/>
+      <w:r>
+        <w:t>Para que serve a classe Scanner?</w:t>
+      </w:r>
+      <w:bookmarkEnd w:id="6"/>
+    </w:p>
+    <w:p>
+      <w:r>
+        <w:t xml:space="preserve">A classe Scanner é utilizada para realizar a leitura de dados de entrada, como informações digitadas pelo usuário no console. Ela permite capturar diferentes tipos de dados, como inteiros, </w:t>
+      </w:r>
+      <w:proofErr w:type="spellStart"/>
+      <w:r>
+        <w:t>strings</w:t>
+      </w:r>
+      <w:proofErr w:type="spellEnd"/>
+      <w:r>
+        <w:t xml:space="preserve"> e caracteres, facilitando a interação entre o usuário e o sistema.</w:t>
+      </w:r>
+    </w:p>
+    <w:p>
+      <w:pPr>
+        <w:pStyle w:val="Heading3"/>
+        <w:numPr>
+          <w:ilvl w:val="0"/>
+          <w:numId w:val="7"/>
+        </w:numPr>
+      </w:pPr>
+      <w:bookmarkStart w:id="7" w:name="_Toc230127617"/>
+      <w:r>
+        <w:lastRenderedPageBreak/>
+        <w:t>Como o uso de classes de repositório impactou na organização do código?</w:t>
+      </w:r>
+      <w:bookmarkEnd w:id="7"/>
+    </w:p>
+    <w:p>
+      <w:r>
+        <w:t>O uso de classes de repositório contribui para a organização do código ao separar a lógica de manipulação dos dados da lógica principal da aplicação. Isso facilita a manutenção, reutilização e escalabilidade do sistema, além de seguir boas práticas de desenvolvimento como o princípio da responsabilidade única.</w:t>
+      </w:r>
     </w:p>
     <w:p/>
     <w:sectPr>
-      <w:footerReference w:type="default" r:id="rId9"/>
-      <w:footerReference w:type="first" r:id="rId10"/>
+      <w:footerReference w:type="default" r:id="rId14"/>
+      <w:footerReference w:type="first" r:id="rId15"/>
       <w:pgSz w:w="12240" w:h="15840"/>
       <w:pgMar w:top="1440" w:right="1440" w:bottom="1440" w:left="1440" w:header="720" w:footer="720" w:gutter="0"/>
       <w:cols w:space="720"/>
@@ -879,6 +1865,92 @@
     </w:lvl>
   </w:abstractNum>
   <w:abstractNum w:abstractNumId="2" w15:restartNumberingAfterBreak="0">
+    <w:nsid w:val="726E468C"/>
+    <w:multiLevelType w:val="hybridMultilevel"/>
+    <w:tmpl w:val="6546C9A6"/>
+    <w:lvl w:ilvl="0" w:tplc="04160017">
+      <w:start w:val="1"/>
+      <w:numFmt w:val="lowerLetter"/>
+      <w:lvlText w:val="%1)"/>
+      <w:lvlJc w:val="left"/>
+      <w:pPr>
+        <w:ind w:left="720" w:hanging="360"/>
+      </w:pPr>
+    </w:lvl>
+    <w:lvl w:ilvl="1" w:tplc="04160019" w:tentative="1">
+      <w:start w:val="1"/>
+      <w:numFmt w:val="lowerLetter"/>
+      <w:lvlText w:val="%2."/>
+      <w:lvlJc w:val="left"/>
+      <w:pPr>
+        <w:ind w:left="1440" w:hanging="360"/>
+      </w:pPr>
+    </w:lvl>
+    <w:lvl w:ilvl="2" w:tplc="0416001B" w:tentative="1">
+      <w:start w:val="1"/>
+      <w:numFmt w:val="lowerRoman"/>
+      <w:lvlText w:val="%3."/>
+      <w:lvlJc w:val="right"/>
+      <w:pPr>
+        <w:ind w:left="2160" w:hanging="180"/>
+      </w:pPr>
+    </w:lvl>
+    <w:lvl w:ilvl="3" w:tplc="0416000F" w:tentative="1">
+      <w:start w:val="1"/>
+      <w:numFmt w:val="decimal"/>
+      <w:lvlText w:val="%4."/>
+      <w:lvlJc w:val="left"/>
+      <w:pPr>
+        <w:ind w:left="2880" w:hanging="360"/>
+      </w:pPr>
+    </w:lvl>
+    <w:lvl w:ilvl="4" w:tplc="04160019" w:tentative="1">
+      <w:start w:val="1"/>
+      <w:numFmt w:val="lowerLetter"/>
+      <w:lvlText w:val="%5."/>
+      <w:lvlJc w:val="left"/>
+      <w:pPr>
+        <w:ind w:left="3600" w:hanging="360"/>
+      </w:pPr>
+    </w:lvl>
+    <w:lvl w:ilvl="5" w:tplc="0416001B" w:tentative="1">
+      <w:start w:val="1"/>
+      <w:numFmt w:val="lowerRoman"/>
+      <w:lvlText w:val="%6."/>
+      <w:lvlJc w:val="right"/>
+      <w:pPr>
+        <w:ind w:left="4320" w:hanging="180"/>
+      </w:pPr>
+    </w:lvl>
+    <w:lvl w:ilvl="6" w:tplc="0416000F" w:tentative="1">
+      <w:start w:val="1"/>
+      <w:numFmt w:val="decimal"/>
+      <w:lvlText w:val="%7."/>
+      <w:lvlJc w:val="left"/>
+      <w:pPr>
+        <w:ind w:left="5040" w:hanging="360"/>
+      </w:pPr>
+    </w:lvl>
+    <w:lvl w:ilvl="7" w:tplc="04160019" w:tentative="1">
+      <w:start w:val="1"/>
+      <w:numFmt w:val="lowerLetter"/>
+      <w:lvlText w:val="%8."/>
+      <w:lvlJc w:val="left"/>
+      <w:pPr>
+        <w:ind w:left="5760" w:hanging="360"/>
+      </w:pPr>
+    </w:lvl>
+    <w:lvl w:ilvl="8" w:tplc="0416001B" w:tentative="1">
+      <w:start w:val="1"/>
+      <w:numFmt w:val="lowerRoman"/>
+      <w:lvlText w:val="%9."/>
+      <w:lvlJc w:val="right"/>
+      <w:pPr>
+        <w:ind w:left="6480" w:hanging="180"/>
+      </w:pPr>
+    </w:lvl>
+  </w:abstractNum>
+  <w:abstractNum w:abstractNumId="3" w15:restartNumberingAfterBreak="0">
     <w:nsid w:val="73694C6D"/>
     <w:multiLevelType w:val="multilevel"/>
     <w:tmpl w:val="5D867764"/>
@@ -991,7 +2063,7 @@
       </w:pPr>
     </w:lvl>
   </w:abstractNum>
-  <w:abstractNum w:abstractNumId="3" w15:restartNumberingAfterBreak="0">
+  <w:abstractNum w:abstractNumId="4" w15:restartNumberingAfterBreak="0">
     <w:nsid w:val="79020D30"/>
     <w:multiLevelType w:val="hybridMultilevel"/>
     <w:tmpl w:val="CA56EE24"/>
@@ -1077,7 +2149,7 @@
       </w:pPr>
     </w:lvl>
   </w:abstractNum>
-  <w:abstractNum w:abstractNumId="4" w15:restartNumberingAfterBreak="0">
+  <w:abstractNum w:abstractNumId="5" w15:restartNumberingAfterBreak="0">
     <w:nsid w:val="7BD605D5"/>
     <w:multiLevelType w:val="hybridMultilevel"/>
     <w:tmpl w:val="E2F8BF96"/>
@@ -1163,7 +2235,7 @@
       </w:pPr>
     </w:lvl>
   </w:abstractNum>
-  <w:abstractNum w:abstractNumId="5" w15:restartNumberingAfterBreak="0">
+  <w:abstractNum w:abstractNumId="6" w15:restartNumberingAfterBreak="0">
     <w:nsid w:val="7E5D1440"/>
     <w:multiLevelType w:val="multilevel"/>
     <w:tmpl w:val="292871C6"/>
@@ -1313,22 +2385,25 @@
     </w:lvl>
   </w:abstractNum>
   <w:num w:numId="1" w16cid:durableId="1940749293">
-    <w:abstractNumId w:val="3"/>
+    <w:abstractNumId w:val="4"/>
   </w:num>
   <w:num w:numId="2" w16cid:durableId="1885367403">
     <w:abstractNumId w:val="1"/>
   </w:num>
   <w:num w:numId="3" w16cid:durableId="784544525">
-    <w:abstractNumId w:val="5"/>
+    <w:abstractNumId w:val="6"/>
   </w:num>
   <w:num w:numId="4" w16cid:durableId="1403793072">
-    <w:abstractNumId w:val="2"/>
+    <w:abstractNumId w:val="3"/>
   </w:num>
   <w:num w:numId="5" w16cid:durableId="1521433220">
     <w:abstractNumId w:val="0"/>
   </w:num>
   <w:num w:numId="6" w16cid:durableId="737826868">
-    <w:abstractNumId w:val="4"/>
+    <w:abstractNumId w:val="5"/>
+  </w:num>
+  <w:num w:numId="7" w16cid:durableId="178004556">
+    <w:abstractNumId w:val="2"/>
   </w:num>
 </w:numbering>
 </file>
